--- a/light-color/files/04_混光魔法_學習單_照片版.docx
+++ b/light-color/files/04_混光魔法_學習單_照片版.docx
@@ -8,10 +8,10 @@
       </w:pPr>
       <w:r>
         <w:rPr>
+          <w:b/>
+          <w:color w:val="FFFFFF"/>
           <w:sz w:val="26"/>
           <w:szCs w:val="26"/>
-          <w:b/>
-          <w:color w:val="FFFFFF"/>
           <w:shd w:val="clear" w:color="auto" w:fill="1565C0"/>
         </w:rPr>
         <w:t xml:space="preserve"> 🔵 我會操作 </w:t>
@@ -25,10 +25,10 @@
       </w:r>
       <w:r>
         <w:rPr>
+          <w:b/>
+          <w:color w:val="0B4A6F"/>
           <w:sz w:val="40"/>
           <w:szCs w:val="40"/>
-          <w:b/>
-          <w:color w:val="0B4A6F"/>
         </w:rPr>
         <w:t xml:space="preserve">🔦 混光魔法・學習單</w:t>
       </w:r>
@@ -39,9 +39,9 @@
       </w:pPr>
       <w:r>
         <w:rPr>
+          <w:color w:val="444444"/>
           <w:sz w:val="24"/>
           <w:szCs w:val="24"/>
-          <w:color w:val="444444"/>
         </w:rPr>
         <w:t xml:space="preserve">姓名 ＿＿＿＿＿＿　　日期 ＿＿＿＿＿＿　　班級 ＿＿＿</w:t>
       </w:r>
@@ -76,17 +76,17 @@
           </w:tcPr>
           <w:p>
             <w:pPr>
+              <w:spacing w:before="0" w:after="0" w:line="252" w:lineRule="auto"/>
               <w:jc w:val="center"/>
-              <w:spacing w:before="0" w:after="0" w:line="252" w:lineRule="auto"/>
             </w:pPr>
             <w:r>
               <w:drawing>
                 <wp:inline distT="0" distB="0" distL="0" distR="0">
                   <wp:extent cx="2160000" cy="1205280"/>
                   <wp:docPr id="10" name="pic10"/>
-                  <a:graphic xmlns:a="http://schemas.openxmlformats.org/drawingml/2006/main">
+                  <a:graphic>
                     <a:graphicData uri="http://schemas.openxmlformats.org/drawingml/2006/picture">
-                      <pic:pic xmlns:pic="http://schemas.openxmlformats.org/drawingml/2006/picture">
+                      <pic:pic>
                         <pic:nvPicPr>
                           <pic:cNvPr id="10" name="pic10"/>
                           <pic:cNvPicPr/>
@@ -125,19 +125,19 @@
             </w:pPr>
             <w:r>
               <w:rPr>
+                <w:b/>
+                <w:color w:val="FFFFFF"/>
                 <w:sz w:val="28"/>
                 <w:szCs w:val="28"/>
-                <w:b/>
-                <w:color w:val="FFFFFF"/>
                 <w:shd w:val="clear" w:color="auto" w:fill="0B6FA4"/>
               </w:rPr>
               <w:t xml:space="preserve"> 1 </w:t>
             </w:r>
             <w:r>
               <w:rPr>
-                <w:sz w:val="32"/>
-                <w:szCs w:val="32"/>
-                <w:b/>
+                <w:b/>
+                <w:sz w:val="32"/>
+                <w:szCs w:val="32"/>
               </w:rPr>
               <w:t xml:space="preserve">　三支手電筒，各是什麼光？（把貼紙貼到照片上，或圈）</w:t>
             </w:r>
@@ -148,9 +148,9 @@
             </w:pPr>
             <w:r>
               <w:rPr>
+                <w:b/>
                 <w:sz w:val="36"/>
                 <w:szCs w:val="36"/>
-                <w:b/>
               </w:rPr>
               <w:t xml:space="preserve">☐ </w:t>
             </w:r>
@@ -162,17 +162,17 @@
             </w:r>
             <w:r>
               <w:rPr>
-                <w:sz w:val="32"/>
-                <w:szCs w:val="32"/>
-                <w:b/>
+                <w:b/>
+                <w:sz w:val="32"/>
+                <w:szCs w:val="32"/>
               </w:rPr>
               <w:t xml:space="preserve"> 紅光　　</w:t>
             </w:r>
             <w:r>
               <w:rPr>
+                <w:b/>
                 <w:sz w:val="36"/>
                 <w:szCs w:val="36"/>
-                <w:b/>
               </w:rPr>
               <w:t xml:space="preserve">☐ </w:t>
             </w:r>
@@ -184,17 +184,17 @@
             </w:r>
             <w:r>
               <w:rPr>
-                <w:sz w:val="32"/>
-                <w:szCs w:val="32"/>
-                <w:b/>
+                <w:b/>
+                <w:sz w:val="32"/>
+                <w:szCs w:val="32"/>
               </w:rPr>
               <w:t xml:space="preserve"> 綠光　　</w:t>
             </w:r>
             <w:r>
               <w:rPr>
+                <w:b/>
                 <w:sz w:val="36"/>
                 <w:szCs w:val="36"/>
-                <w:b/>
               </w:rPr>
               <w:t xml:space="preserve">☐ </w:t>
             </w:r>
@@ -206,9 +206,9 @@
             </w:r>
             <w:r>
               <w:rPr>
-                <w:sz w:val="32"/>
-                <w:szCs w:val="32"/>
-                <w:b/>
+                <w:b/>
+                <w:sz w:val="32"/>
+                <w:szCs w:val="32"/>
               </w:rPr>
               <w:t xml:space="preserve"> 藍光</w:t>
             </w:r>
@@ -226,17 +226,17 @@
           </w:tcPr>
           <w:p>
             <w:pPr>
+              <w:spacing w:before="0" w:after="0" w:line="252" w:lineRule="auto"/>
               <w:jc w:val="center"/>
-              <w:spacing w:before="0" w:after="0" w:line="252" w:lineRule="auto"/>
             </w:pPr>
             <w:r>
               <w:drawing>
                 <wp:inline distT="0" distB="0" distL="0" distR="0">
                   <wp:extent cx="2160000" cy="1205280"/>
                   <wp:docPr id="11" name="pic11"/>
-                  <a:graphic xmlns:a="http://schemas.openxmlformats.org/drawingml/2006/main">
+                  <a:graphic>
                     <a:graphicData uri="http://schemas.openxmlformats.org/drawingml/2006/picture">
-                      <pic:pic xmlns:pic="http://schemas.openxmlformats.org/drawingml/2006/picture">
+                      <pic:pic>
                         <pic:nvPicPr>
                           <pic:cNvPr id="11" name="pic11"/>
                           <pic:cNvPicPr/>
@@ -275,63 +275,33 @@
             </w:pPr>
             <w:r>
               <w:rPr>
+                <w:b/>
+                <w:color w:val="FFFFFF"/>
                 <w:sz w:val="28"/>
                 <w:szCs w:val="28"/>
-                <w:b/>
-                <w:color w:val="FFFFFF"/>
                 <w:shd w:val="clear" w:color="auto" w:fill="0B6FA4"/>
               </w:rPr>
               <w:t xml:space="preserve"> 2 </w:t>
             </w:r>
             <w:r>
               <w:rPr>
-                <w:sz w:val="32"/>
-                <w:szCs w:val="32"/>
-                <w:b/>
+                <w:b/>
+                <w:sz w:val="32"/>
+                <w:szCs w:val="32"/>
               </w:rPr>
               <w:t xml:space="preserve">　紅光 ＋ 綠光 ＝ ？（圈一個）</w:t>
             </w:r>
           </w:p>
-          <w:r>
-            <w:rPr>
-              <w:sz w:val="36"/>
-              <w:szCs w:val="36"/>
-              <w:b/>
-              <w:color w:val="222222"/>
-            </w:rPr>
-            <w:t xml:space="preserve">☐ </w:t>
-          </w:r>
-          <w:r>
-            <w:rPr>
-              <w:shd w:val="clear" w:color="auto" w:fill="FFE600"/>
-            </w:rPr>
-            <w:t xml:space="preserve">  　　  </w:t>
-          </w:r>
-          <w:r>
-            <w:rPr>
-              <w:sz w:val="16"/>
-              <w:szCs w:val="16"/>
-            </w:rPr>
-            <w:t xml:space="preserve"> </w:t>
-          </w:r>
-          <w:r>
-            <w:rPr>
-              <w:sz w:val="32"/>
-              <w:szCs w:val="32"/>
-              <w:b/>
-            </w:rPr>
-            <w:t xml:space="preserve">黃光</w:t>
-          </w:r>
-          <w:p>
-            <w:pPr>
-              <w:spacing w:before="30" w:after="30" w:line="252" w:lineRule="auto"/>
-            </w:pPr>
-            <w:r>
-              <w:rPr>
+          <w:p>
+            <w:pPr>
+              <w:spacing w:before="30" w:after="30"/>
+            </w:pPr>
+            <w:r>
+              <w:rPr>
+                <w:b/>
+                <w:color w:val="222222"/>
                 <w:sz w:val="36"/>
                 <w:szCs w:val="36"/>
-                <w:b/>
-                <w:color w:val="222222"/>
               </w:rPr>
               <w:t xml:space="preserve">☐ </w:t>
             </w:r>
@@ -348,47 +318,25 @@
               </w:rPr>
               <w:t xml:space="preserve"> </w:t>
             </w:r>
-          </w:p>
-          <w:r>
-            <w:rPr>
-              <w:sz w:val="36"/>
-              <w:szCs w:val="36"/>
-              <w:b/>
-              <w:color w:val="222222"/>
-            </w:rPr>
-            <w:t xml:space="preserve">☐ </w:t>
-          </w:r>
-          <w:r>
-            <w:rPr>
-              <w:shd w:val="clear" w:color="auto" w:fill="111111"/>
-            </w:rPr>
-            <w:t xml:space="preserve">  　　  </w:t>
-          </w:r>
-          <w:r>
-            <w:rPr>
-              <w:sz w:val="16"/>
-              <w:szCs w:val="16"/>
-            </w:rPr>
-            <w:t xml:space="preserve"> </w:t>
-          </w:r>
-          <w:r>
-            <w:rPr>
-              <w:sz w:val="32"/>
-              <w:szCs w:val="32"/>
-              <w:b/>
-            </w:rPr>
-            <w:t xml:space="preserve">黑色</w:t>
-          </w:r>
-          <w:p>
-            <w:pPr>
-              <w:spacing w:before="30" w:after="30" w:line="252" w:lineRule="auto"/>
-            </w:pPr>
-            <w:r>
-              <w:rPr>
+            <w:r>
+              <w:rPr>
+                <w:b/>
+                <w:sz w:val="32"/>
+                <w:szCs w:val="32"/>
+              </w:rPr>
+              <w:t xml:space="preserve">黃光</w:t>
+            </w:r>
+          </w:p>
+          <w:p>
+            <w:pPr>
+              <w:spacing w:before="30" w:after="30"/>
+            </w:pPr>
+            <w:r>
+              <w:rPr>
+                <w:b/>
+                <w:color w:val="222222"/>
                 <w:sz w:val="36"/>
                 <w:szCs w:val="36"/>
-                <w:b/>
-                <w:color w:val="222222"/>
               </w:rPr>
               <w:t xml:space="preserve">☐ </w:t>
             </w:r>
@@ -405,47 +353,25 @@
               </w:rPr>
               <w:t xml:space="preserve"> </w:t>
             </w:r>
-          </w:p>
-          <w:r>
-            <w:rPr>
-              <w:sz w:val="36"/>
-              <w:szCs w:val="36"/>
-              <w:b/>
-              <w:color w:val="222222"/>
-            </w:rPr>
-            <w:t xml:space="preserve">☐ </w:t>
-          </w:r>
-          <w:r>
-            <w:rPr>
-              <w:shd w:val="clear" w:color="auto" w:fill="7B4A12"/>
-            </w:rPr>
-            <w:t xml:space="preserve">  　　  </w:t>
-          </w:r>
-          <w:r>
-            <w:rPr>
-              <w:sz w:val="16"/>
-              <w:szCs w:val="16"/>
-            </w:rPr>
-            <w:t xml:space="preserve"> </w:t>
-          </w:r>
-          <w:r>
-            <w:rPr>
-              <w:sz w:val="32"/>
-              <w:szCs w:val="32"/>
-              <w:b/>
-            </w:rPr>
-            <w:t xml:space="preserve">咖啡色</w:t>
-          </w:r>
-          <w:p>
-            <w:pPr>
-              <w:spacing w:before="30" w:after="30" w:line="252" w:lineRule="auto"/>
-            </w:pPr>
-            <w:r>
-              <w:rPr>
+            <w:r>
+              <w:rPr>
+                <w:b/>
+                <w:sz w:val="32"/>
+                <w:szCs w:val="32"/>
+              </w:rPr>
+              <w:t xml:space="preserve">黑色</w:t>
+            </w:r>
+          </w:p>
+          <w:p>
+            <w:pPr>
+              <w:spacing w:before="30" w:after="30"/>
+            </w:pPr>
+            <w:r>
+              <w:rPr>
+                <w:b/>
+                <w:color w:val="222222"/>
                 <w:sz w:val="36"/>
                 <w:szCs w:val="36"/>
-                <w:b/>
-                <w:color w:val="222222"/>
               </w:rPr>
               <w:t xml:space="preserve">☐ </w:t>
             </w:r>
@@ -461,6 +387,14 @@
                 <w:szCs w:val="16"/>
               </w:rPr>
               <w:t xml:space="preserve"> </w:t>
+            </w:r>
+            <w:r>
+              <w:rPr>
+                <w:b/>
+                <w:sz w:val="32"/>
+                <w:szCs w:val="32"/>
+              </w:rPr>
+              <w:t xml:space="preserve">咖啡色</w:t>
             </w:r>
           </w:p>
         </w:tc>
@@ -476,17 +410,17 @@
           </w:tcPr>
           <w:p>
             <w:pPr>
+              <w:spacing w:before="0" w:after="0" w:line="252" w:lineRule="auto"/>
               <w:jc w:val="center"/>
-              <w:spacing w:before="0" w:after="0" w:line="252" w:lineRule="auto"/>
             </w:pPr>
             <w:r>
               <w:drawing>
                 <wp:inline distT="0" distB="0" distL="0" distR="0">
                   <wp:extent cx="2160000" cy="1205280"/>
                   <wp:docPr id="12" name="pic12"/>
-                  <a:graphic xmlns:a="http://schemas.openxmlformats.org/drawingml/2006/main">
+                  <a:graphic>
                     <a:graphicData uri="http://schemas.openxmlformats.org/drawingml/2006/picture">
-                      <pic:pic xmlns:pic="http://schemas.openxmlformats.org/drawingml/2006/picture">
+                      <pic:pic>
                         <pic:nvPicPr>
                           <pic:cNvPr id="12" name="pic12"/>
                           <pic:cNvPicPr/>
@@ -525,63 +459,33 @@
             </w:pPr>
             <w:r>
               <w:rPr>
+                <w:b/>
+                <w:color w:val="FFFFFF"/>
                 <w:sz w:val="28"/>
                 <w:szCs w:val="28"/>
-                <w:b/>
-                <w:color w:val="FFFFFF"/>
                 <w:shd w:val="clear" w:color="auto" w:fill="0B6FA4"/>
               </w:rPr>
               <w:t xml:space="preserve"> 3 </w:t>
             </w:r>
             <w:r>
               <w:rPr>
-                <w:sz w:val="32"/>
-                <w:szCs w:val="32"/>
-                <w:b/>
+                <w:b/>
+                <w:sz w:val="32"/>
+                <w:szCs w:val="32"/>
               </w:rPr>
               <w:t xml:space="preserve">　三支光疊在一起，變成？（圈一個）</w:t>
             </w:r>
           </w:p>
-          <w:r>
-            <w:rPr>
-              <w:sz w:val="36"/>
-              <w:szCs w:val="36"/>
-              <w:b/>
-              <w:color w:val="222222"/>
-            </w:rPr>
-            <w:t xml:space="preserve">☐ </w:t>
-          </w:r>
-          <w:r>
-            <w:rPr>
-              <w:shd w:val="clear" w:color="auto" w:fill="FFFFFF"/>
-            </w:rPr>
-            <w:t xml:space="preserve">  　　  </w:t>
-          </w:r>
-          <w:r>
-            <w:rPr>
-              <w:sz w:val="16"/>
-              <w:szCs w:val="16"/>
-            </w:rPr>
-            <w:t xml:space="preserve"> </w:t>
-          </w:r>
-          <w:r>
-            <w:rPr>
-              <w:sz w:val="32"/>
-              <w:szCs w:val="32"/>
-              <w:b/>
-            </w:rPr>
-            <w:t xml:space="preserve">白光</w:t>
-          </w:r>
-          <w:p>
-            <w:pPr>
-              <w:spacing w:before="30" w:after="30" w:line="252" w:lineRule="auto"/>
-            </w:pPr>
-            <w:r>
-              <w:rPr>
+          <w:p>
+            <w:pPr>
+              <w:spacing w:before="30" w:after="30"/>
+            </w:pPr>
+            <w:r>
+              <w:rPr>
+                <w:b/>
+                <w:color w:val="222222"/>
                 <w:sz w:val="36"/>
                 <w:szCs w:val="36"/>
-                <w:b/>
-                <w:color w:val="222222"/>
               </w:rPr>
               <w:t xml:space="preserve">☐ </w:t>
             </w:r>
@@ -598,47 +502,25 @@
               </w:rPr>
               <w:t xml:space="preserve"> </w:t>
             </w:r>
-          </w:p>
-          <w:r>
-            <w:rPr>
-              <w:sz w:val="36"/>
-              <w:szCs w:val="36"/>
-              <w:b/>
-              <w:color w:val="222222"/>
-            </w:rPr>
-            <w:t xml:space="preserve">☐ </w:t>
-          </w:r>
-          <w:r>
-            <w:rPr>
-              <w:shd w:val="clear" w:color="auto" w:fill="111111"/>
-            </w:rPr>
-            <w:t xml:space="preserve">  　　  </w:t>
-          </w:r>
-          <w:r>
-            <w:rPr>
-              <w:sz w:val="16"/>
-              <w:szCs w:val="16"/>
-            </w:rPr>
-            <w:t xml:space="preserve"> </w:t>
-          </w:r>
-          <w:r>
-            <w:rPr>
-              <w:sz w:val="32"/>
-              <w:szCs w:val="32"/>
-              <w:b/>
-            </w:rPr>
-            <w:t xml:space="preserve">黑色</w:t>
-          </w:r>
-          <w:p>
-            <w:pPr>
-              <w:spacing w:before="30" w:after="30" w:line="252" w:lineRule="auto"/>
-            </w:pPr>
-            <w:r>
-              <w:rPr>
+            <w:r>
+              <w:rPr>
+                <w:b/>
+                <w:sz w:val="32"/>
+                <w:szCs w:val="32"/>
+              </w:rPr>
+              <w:t xml:space="preserve">白光</w:t>
+            </w:r>
+          </w:p>
+          <w:p>
+            <w:pPr>
+              <w:spacing w:before="30" w:after="30"/>
+            </w:pPr>
+            <w:r>
+              <w:rPr>
+                <w:b/>
+                <w:color w:val="222222"/>
                 <w:sz w:val="36"/>
                 <w:szCs w:val="36"/>
-                <w:b/>
-                <w:color w:val="222222"/>
               </w:rPr>
               <w:t xml:space="preserve">☐ </w:t>
             </w:r>
@@ -655,47 +537,25 @@
               </w:rPr>
               <w:t xml:space="preserve"> </w:t>
             </w:r>
-          </w:p>
-          <w:r>
-            <w:rPr>
-              <w:sz w:val="36"/>
-              <w:szCs w:val="36"/>
-              <w:b/>
-              <w:color w:val="222222"/>
-            </w:rPr>
-            <w:t xml:space="preserve">☐ </w:t>
-          </w:r>
-          <w:r>
-            <w:rPr>
-              <w:shd w:val="clear" w:color="auto" w:fill="888888"/>
-            </w:rPr>
-            <w:t xml:space="preserve">  　　  </w:t>
-          </w:r>
-          <w:r>
-            <w:rPr>
-              <w:sz w:val="16"/>
-              <w:szCs w:val="16"/>
-            </w:rPr>
-            <w:t xml:space="preserve"> </w:t>
-          </w:r>
-          <w:r>
-            <w:rPr>
-              <w:sz w:val="32"/>
-              <w:szCs w:val="32"/>
-              <w:b/>
-            </w:rPr>
-            <w:t xml:space="preserve">灰色</w:t>
-          </w:r>
-          <w:p>
-            <w:pPr>
-              <w:spacing w:before="30" w:after="30" w:line="252" w:lineRule="auto"/>
-            </w:pPr>
-            <w:r>
-              <w:rPr>
+            <w:r>
+              <w:rPr>
+                <w:b/>
+                <w:sz w:val="32"/>
+                <w:szCs w:val="32"/>
+              </w:rPr>
+              <w:t xml:space="preserve">黑色</w:t>
+            </w:r>
+          </w:p>
+          <w:p>
+            <w:pPr>
+              <w:spacing w:before="30" w:after="30"/>
+            </w:pPr>
+            <w:r>
+              <w:rPr>
+                <w:b/>
+                <w:color w:val="222222"/>
                 <w:sz w:val="36"/>
                 <w:szCs w:val="36"/>
-                <w:b/>
-                <w:color w:val="222222"/>
               </w:rPr>
               <w:t xml:space="preserve">☐ </w:t>
             </w:r>
@@ -711,6 +571,14 @@
                 <w:szCs w:val="16"/>
               </w:rPr>
               <w:t xml:space="preserve"> </w:t>
+            </w:r>
+            <w:r>
+              <w:rPr>
+                <w:b/>
+                <w:sz w:val="32"/>
+                <w:szCs w:val="32"/>
+              </w:rPr>
+              <w:t xml:space="preserve">灰色</w:t>
             </w:r>
           </w:p>
         </w:tc>
@@ -726,17 +594,17 @@
           </w:tcPr>
           <w:p>
             <w:pPr>
+              <w:spacing w:before="0" w:after="0" w:line="252" w:lineRule="auto"/>
               <w:jc w:val="center"/>
-              <w:spacing w:before="0" w:after="0" w:line="252" w:lineRule="auto"/>
             </w:pPr>
             <w:r>
               <w:drawing>
                 <wp:inline distT="0" distB="0" distL="0" distR="0">
                   <wp:extent cx="2160000" cy="1440720"/>
                   <wp:docPr id="13" name="pic13"/>
-                  <a:graphic xmlns:a="http://schemas.openxmlformats.org/drawingml/2006/main">
+                  <a:graphic>
                     <a:graphicData uri="http://schemas.openxmlformats.org/drawingml/2006/picture">
-                      <pic:pic xmlns:pic="http://schemas.openxmlformats.org/drawingml/2006/picture">
+                      <pic:pic>
                         <pic:nvPicPr>
                           <pic:cNvPr id="13" name="pic13"/>
                           <pic:cNvPicPr/>
@@ -775,114 +643,87 @@
             </w:pPr>
             <w:r>
               <w:rPr>
+                <w:b/>
+                <w:color w:val="FFFFFF"/>
                 <w:sz w:val="28"/>
                 <w:szCs w:val="28"/>
-                <w:b/>
-                <w:color w:val="FFFFFF"/>
                 <w:shd w:val="clear" w:color="auto" w:fill="0B6FA4"/>
               </w:rPr>
               <w:t xml:space="preserve"> 4 </w:t>
             </w:r>
             <w:r>
               <w:rPr>
-                <w:sz w:val="32"/>
-                <w:szCs w:val="32"/>
-                <w:b/>
+                <w:b/>
+                <w:sz w:val="32"/>
+                <w:szCs w:val="32"/>
               </w:rPr>
               <w:t xml:space="preserve">　舞台燈用哪三種光變出所有顏色？（圈一個）</w:t>
             </w:r>
           </w:p>
-          <w:r>
-            <w:rPr>
-              <w:sz w:val="36"/>
-              <w:szCs w:val="36"/>
-              <w:b/>
-              <w:color w:val="222222"/>
-            </w:rPr>
-            <w:t xml:space="preserve">☐ </w:t>
-          </w:r>
-          <w:r>
-            <w:rPr>
-              <w:sz w:val="32"/>
-              <w:szCs w:val="32"/>
-              <w:b/>
-            </w:rPr>
-            <w:t xml:space="preserve">紅・綠・藍</w:t>
-          </w:r>
-          <w:p>
-            <w:pPr>
-              <w:spacing w:before="30" w:after="30" w:line="252" w:lineRule="auto"/>
-            </w:pPr>
-            <w:r>
-              <w:rPr>
+          <w:p>
+            <w:pPr>
+              <w:spacing w:before="30" w:after="30"/>
+            </w:pPr>
+            <w:r>
+              <w:rPr>
+                <w:b/>
+                <w:color w:val="222222"/>
                 <w:sz w:val="36"/>
                 <w:szCs w:val="36"/>
+              </w:rPr>
+              <w:t xml:space="preserve">☐ </w:t>
+            </w:r>
+            <w:r>
+              <w:rPr>
+                <w:b/>
+                <w:sz w:val="32"/>
+                <w:szCs w:val="32"/>
+              </w:rPr>
+              <w:t xml:space="preserve">紅・綠・藍</w:t>
+            </w:r>
+          </w:p>
+          <w:p>
+            <w:pPr>
+              <w:spacing w:before="30" w:after="30"/>
+            </w:pPr>
+            <w:r>
+              <w:rPr>
                 <w:b/>
                 <w:color w:val="222222"/>
-              </w:rPr>
-              <w:t xml:space="preserve">☐ </w:t>
-            </w:r>
-          </w:p>
-          <w:r>
-            <w:rPr>
-              <w:sz w:val="36"/>
-              <w:szCs w:val="36"/>
-              <w:b/>
-              <w:color w:val="222222"/>
-            </w:rPr>
-            <w:t xml:space="preserve">☐ </w:t>
-          </w:r>
-          <w:r>
-            <w:rPr>
-              <w:sz w:val="32"/>
-              <w:szCs w:val="32"/>
-              <w:b/>
-            </w:rPr>
-            <w:t xml:space="preserve">紅・黃・藍</w:t>
-          </w:r>
-          <w:p>
-            <w:pPr>
-              <w:spacing w:before="30" w:after="30" w:line="252" w:lineRule="auto"/>
-            </w:pPr>
-            <w:r>
-              <w:rPr>
                 <w:sz w:val="36"/>
                 <w:szCs w:val="36"/>
+              </w:rPr>
+              <w:t xml:space="preserve">☐ </w:t>
+            </w:r>
+            <w:r>
+              <w:rPr>
+                <w:b/>
+                <w:sz w:val="32"/>
+                <w:szCs w:val="32"/>
+              </w:rPr>
+              <w:t xml:space="preserve">紅・黃・藍</w:t>
+            </w:r>
+          </w:p>
+          <w:p>
+            <w:pPr>
+              <w:spacing w:before="30" w:after="30"/>
+            </w:pPr>
+            <w:r>
+              <w:rPr>
                 <w:b/>
                 <w:color w:val="222222"/>
-              </w:rPr>
-              <w:t xml:space="preserve">☐ </w:t>
-            </w:r>
-          </w:p>
-          <w:r>
-            <w:rPr>
-              <w:sz w:val="36"/>
-              <w:szCs w:val="36"/>
-              <w:b/>
-              <w:color w:val="222222"/>
-            </w:rPr>
-            <w:t xml:space="preserve">☐ </w:t>
-          </w:r>
-          <w:r>
-            <w:rPr>
-              <w:sz w:val="32"/>
-              <w:szCs w:val="32"/>
-              <w:b/>
-            </w:rPr>
-            <w:t xml:space="preserve">黑・白・灰</w:t>
-          </w:r>
-          <w:p>
-            <w:pPr>
-              <w:spacing w:before="30" w:after="30" w:line="252" w:lineRule="auto"/>
-            </w:pPr>
-            <w:r>
-              <w:rPr>
                 <w:sz w:val="36"/>
                 <w:szCs w:val="36"/>
-                <w:b/>
-                <w:color w:val="222222"/>
               </w:rPr>
               <w:t xml:space="preserve">☐ </w:t>
+            </w:r>
+            <w:r>
+              <w:rPr>
+                <w:b/>
+                <w:sz w:val="32"/>
+                <w:szCs w:val="32"/>
+              </w:rPr>
+              <w:t xml:space="preserve">黑・白・灰</w:t>
             </w:r>
           </w:p>
         </w:tc>
@@ -898,17 +739,17 @@
           </w:tcPr>
           <w:p>
             <w:pPr>
+              <w:spacing w:before="0" w:after="0" w:line="252" w:lineRule="auto"/>
               <w:jc w:val="center"/>
-              <w:spacing w:before="0" w:after="0" w:line="252" w:lineRule="auto"/>
             </w:pPr>
             <w:r>
               <w:drawing>
                 <wp:inline distT="0" distB="0" distL="0" distR="0">
                   <wp:extent cx="2160000" cy="1205280"/>
                   <wp:docPr id="14" name="pic14"/>
-                  <a:graphic xmlns:a="http://schemas.openxmlformats.org/drawingml/2006/main">
+                  <a:graphic>
                     <a:graphicData uri="http://schemas.openxmlformats.org/drawingml/2006/picture">
-                      <pic:pic xmlns:pic="http://schemas.openxmlformats.org/drawingml/2006/picture">
+                      <pic:pic>
                         <pic:nvPicPr>
                           <pic:cNvPr id="14" name="pic14"/>
                           <pic:cNvPicPr/>
@@ -947,83 +788,65 @@
             </w:pPr>
             <w:r>
               <w:rPr>
+                <w:b/>
+                <w:color w:val="FFFFFF"/>
                 <w:sz w:val="28"/>
                 <w:szCs w:val="28"/>
-                <w:b/>
-                <w:color w:val="FFFFFF"/>
                 <w:shd w:val="clear" w:color="auto" w:fill="0B6FA4"/>
               </w:rPr>
               <w:t xml:space="preserve"> 5 </w:t>
             </w:r>
             <w:r>
               <w:rPr>
-                <w:sz w:val="32"/>
-                <w:szCs w:val="32"/>
-                <w:b/>
+                <w:b/>
+                <w:sz w:val="32"/>
+                <w:szCs w:val="32"/>
               </w:rPr>
               <w:t xml:space="preserve">　紅綠燈是用「色光」發出顏色的嗎？</w:t>
             </w:r>
           </w:p>
-          <w:r>
-            <w:rPr>
-              <w:sz w:val="36"/>
-              <w:szCs w:val="36"/>
-              <w:b/>
-              <w:color w:val="222222"/>
-            </w:rPr>
-            <w:t xml:space="preserve">☐ </w:t>
-          </w:r>
-          <w:r>
-            <w:rPr>
-              <w:sz w:val="32"/>
-              <w:szCs w:val="32"/>
-              <w:b/>
-            </w:rPr>
-            <w:t xml:space="preserve">是</w:t>
-          </w:r>
-          <w:p>
-            <w:pPr>
-              <w:spacing w:before="30" w:after="30" w:line="252" w:lineRule="auto"/>
-            </w:pPr>
-            <w:r>
-              <w:rPr>
+          <w:p>
+            <w:pPr>
+              <w:spacing w:before="30" w:after="30"/>
+            </w:pPr>
+            <w:r>
+              <w:rPr>
+                <w:b/>
+                <w:color w:val="222222"/>
                 <w:sz w:val="36"/>
                 <w:szCs w:val="36"/>
+              </w:rPr>
+              <w:t xml:space="preserve">☐ </w:t>
+            </w:r>
+            <w:r>
+              <w:rPr>
+                <w:b/>
+                <w:sz w:val="32"/>
+                <w:szCs w:val="32"/>
+              </w:rPr>
+              <w:t xml:space="preserve">是</w:t>
+            </w:r>
+          </w:p>
+          <w:p>
+            <w:pPr>
+              <w:spacing w:before="30" w:after="30"/>
+            </w:pPr>
+            <w:r>
+              <w:rPr>
                 <w:b/>
                 <w:color w:val="222222"/>
-              </w:rPr>
-              <w:t xml:space="preserve">☐ </w:t>
-            </w:r>
-          </w:p>
-          <w:r>
-            <w:rPr>
-              <w:sz w:val="36"/>
-              <w:szCs w:val="36"/>
-              <w:b/>
-              <w:color w:val="222222"/>
-            </w:rPr>
-            <w:t xml:space="preserve">☐ </w:t>
-          </w:r>
-          <w:r>
-            <w:rPr>
-              <w:sz w:val="32"/>
-              <w:szCs w:val="32"/>
-              <w:b/>
-            </w:rPr>
-            <w:t xml:space="preserve">不是</w:t>
-          </w:r>
-          <w:p>
-            <w:pPr>
-              <w:spacing w:before="30" w:after="30" w:line="252" w:lineRule="auto"/>
-            </w:pPr>
-            <w:r>
-              <w:rPr>
                 <w:sz w:val="36"/>
                 <w:szCs w:val="36"/>
-                <w:b/>
-                <w:color w:val="222222"/>
               </w:rPr>
               <w:t xml:space="preserve">☐ </w:t>
+            </w:r>
+            <w:r>
+              <w:rPr>
+                <w:b/>
+                <w:sz w:val="32"/>
+                <w:szCs w:val="32"/>
+              </w:rPr>
+              <w:t xml:space="preserve">不是</w:t>
             </w:r>
           </w:p>
         </w:tc>
@@ -1047,32 +870,32 @@
       </w:pPr>
       <w:r>
         <w:rPr>
+          <w:b/>
+          <w:color w:val="0B6FA4"/>
           <w:sz w:val="26"/>
           <w:szCs w:val="26"/>
+        </w:rPr>
+        <w:t xml:space="preserve">👏 完成了嗎？貼一張完成貼紙 → </w:t>
+      </w:r>
+      <w:r>
+        <w:rPr>
           <w:b/>
-          <w:color w:val="0B6FA4"/>
-        </w:rPr>
-        <w:t xml:space="preserve">👏 完成了嗎？貼一張完成貼紙 → </w:t>
-      </w:r>
-      <w:r>
-        <w:rPr>
           <w:sz w:val="40"/>
           <w:szCs w:val="40"/>
-          <w:b/>
         </w:rPr>
         <w:t xml:space="preserve">☐</w:t>
       </w:r>
     </w:p>
     <w:p>
       <w:pPr>
+        <w:spacing w:before="120" w:after="0" w:line="252" w:lineRule="auto"/>
         <w:jc w:val="center"/>
-        <w:spacing w:before="120" w:after="0" w:line="252" w:lineRule="auto"/>
       </w:pPr>
       <w:r>
         <w:rPr>
+          <w:color w:val="888888"/>
           <w:sz w:val="18"/>
           <w:szCs w:val="18"/>
-          <w:color w:val="888888"/>
         </w:rPr>
         <w:t xml:space="preserve">🔦 混光魔法・學習單（照片版）｜光與顏色 第2節・加色混合｜Ka-IV-10・Ka-IV-11｜竹東國中自然科</w:t>
       </w:r>
@@ -1088,10 +911,10 @@
       </w:pPr>
       <w:r>
         <w:rPr>
+          <w:b/>
+          <w:color w:val="FFFFFF"/>
           <w:sz w:val="26"/>
           <w:szCs w:val="26"/>
-          <w:b/>
-          <w:color w:val="FFFFFF"/>
           <w:shd w:val="clear" w:color="auto" w:fill="E67E22"/>
         </w:rPr>
         <w:t xml:space="preserve"> 🟠 我會推理 </w:t>
@@ -1105,10 +928,10 @@
       </w:r>
       <w:r>
         <w:rPr>
+          <w:b/>
+          <w:color w:val="0B4A6F"/>
           <w:sz w:val="40"/>
           <w:szCs w:val="40"/>
-          <w:b/>
-          <w:color w:val="0B4A6F"/>
         </w:rPr>
         <w:t xml:space="preserve">🔦 混光魔法・學習單</w:t>
       </w:r>
@@ -1119,9 +942,9 @@
       </w:pPr>
       <w:r>
         <w:rPr>
+          <w:color w:val="444444"/>
           <w:sz w:val="24"/>
           <w:szCs w:val="24"/>
-          <w:color w:val="444444"/>
         </w:rPr>
         <w:t xml:space="preserve">姓名 ＿＿＿＿＿＿　　日期 ＿＿＿＿＿＿　　班級 ＿＿＿</w:t>
       </w:r>
@@ -1156,17 +979,17 @@
           </w:tcPr>
           <w:p>
             <w:pPr>
+              <w:spacing w:before="0" w:after="0" w:line="252" w:lineRule="auto"/>
               <w:jc w:val="center"/>
-              <w:spacing w:before="0" w:after="0" w:line="252" w:lineRule="auto"/>
             </w:pPr>
             <w:r>
               <w:drawing>
                 <wp:inline distT="0" distB="0" distL="0" distR="0">
                   <wp:extent cx="1656000" cy="924048"/>
                   <wp:docPr id="10" name="pic10"/>
-                  <a:graphic xmlns:a="http://schemas.openxmlformats.org/drawingml/2006/main">
+                  <a:graphic>
                     <a:graphicData uri="http://schemas.openxmlformats.org/drawingml/2006/picture">
-                      <pic:pic xmlns:pic="http://schemas.openxmlformats.org/drawingml/2006/picture">
+                      <pic:pic>
                         <pic:nvPicPr>
                           <pic:cNvPr id="10" name="pic10"/>
                           <pic:cNvPicPr/>
@@ -1205,19 +1028,19 @@
             </w:pPr>
             <w:r>
               <w:rPr>
+                <w:b/>
+                <w:color w:val="FFFFFF"/>
                 <w:sz w:val="28"/>
                 <w:szCs w:val="28"/>
-                <w:b/>
-                <w:color w:val="FFFFFF"/>
                 <w:shd w:val="clear" w:color="auto" w:fill="0B6FA4"/>
               </w:rPr>
               <w:t xml:space="preserve"> 1 </w:t>
             </w:r>
             <w:r>
               <w:rPr>
-                <w:sz w:val="32"/>
-                <w:szCs w:val="32"/>
-                <w:b/>
+                <w:b/>
+                <w:sz w:val="32"/>
+                <w:szCs w:val="32"/>
               </w:rPr>
               <w:t xml:space="preserve">　光的三原色是：</w:t>
             </w:r>
@@ -1247,17 +1070,17 @@
           </w:tcPr>
           <w:p>
             <w:pPr>
+              <w:spacing w:before="0" w:after="0" w:line="252" w:lineRule="auto"/>
               <w:jc w:val="center"/>
-              <w:spacing w:before="0" w:after="0" w:line="252" w:lineRule="auto"/>
             </w:pPr>
             <w:r>
               <w:drawing>
                 <wp:inline distT="0" distB="0" distL="0" distR="0">
                   <wp:extent cx="1656000" cy="924048"/>
                   <wp:docPr id="11" name="pic11"/>
-                  <a:graphic xmlns:a="http://schemas.openxmlformats.org/drawingml/2006/main">
+                  <a:graphic>
                     <a:graphicData uri="http://schemas.openxmlformats.org/drawingml/2006/picture">
-                      <pic:pic xmlns:pic="http://schemas.openxmlformats.org/drawingml/2006/picture">
+                      <pic:pic>
                         <pic:nvPicPr>
                           <pic:cNvPr id="11" name="pic11"/>
                           <pic:cNvPicPr/>
@@ -1296,19 +1119,19 @@
             </w:pPr>
             <w:r>
               <w:rPr>
+                <w:b/>
+                <w:color w:val="FFFFFF"/>
                 <w:sz w:val="28"/>
                 <w:szCs w:val="28"/>
-                <w:b/>
-                <w:color w:val="FFFFFF"/>
                 <w:shd w:val="clear" w:color="auto" w:fill="0B6FA4"/>
               </w:rPr>
               <w:t xml:space="preserve"> 2 </w:t>
             </w:r>
             <w:r>
               <w:rPr>
-                <w:sz w:val="32"/>
-                <w:szCs w:val="32"/>
-                <w:b/>
+                <w:b/>
+                <w:sz w:val="32"/>
+                <w:szCs w:val="32"/>
               </w:rPr>
               <w:t xml:space="preserve">　完成因果句</w:t>
             </w:r>
@@ -1338,17 +1161,17 @@
           </w:tcPr>
           <w:p>
             <w:pPr>
+              <w:spacing w:before="0" w:after="0" w:line="252" w:lineRule="auto"/>
               <w:jc w:val="center"/>
-              <w:spacing w:before="0" w:after="0" w:line="252" w:lineRule="auto"/>
             </w:pPr>
             <w:r>
               <w:drawing>
                 <wp:inline distT="0" distB="0" distL="0" distR="0">
                   <wp:extent cx="1656000" cy="924048"/>
                   <wp:docPr id="12" name="pic12"/>
-                  <a:graphic xmlns:a="http://schemas.openxmlformats.org/drawingml/2006/main">
+                  <a:graphic>
                     <a:graphicData uri="http://schemas.openxmlformats.org/drawingml/2006/picture">
-                      <pic:pic xmlns:pic="http://schemas.openxmlformats.org/drawingml/2006/picture">
+                      <pic:pic>
                         <pic:nvPicPr>
                           <pic:cNvPr id="12" name="pic12"/>
                           <pic:cNvPicPr/>
@@ -1387,19 +1210,19 @@
             </w:pPr>
             <w:r>
               <w:rPr>
+                <w:b/>
+                <w:color w:val="FFFFFF"/>
                 <w:sz w:val="28"/>
                 <w:szCs w:val="28"/>
-                <w:b/>
-                <w:color w:val="FFFFFF"/>
                 <w:shd w:val="clear" w:color="auto" w:fill="0B6FA4"/>
               </w:rPr>
               <w:t xml:space="preserve"> 3 </w:t>
             </w:r>
             <w:r>
               <w:rPr>
-                <w:sz w:val="32"/>
-                <w:szCs w:val="32"/>
-                <w:b/>
+                <w:b/>
+                <w:sz w:val="32"/>
+                <w:szCs w:val="32"/>
               </w:rPr>
               <w:t xml:space="preserve">　白光是由哪三種色光組成？</w:t>
             </w:r>
@@ -1429,17 +1252,17 @@
           </w:tcPr>
           <w:p>
             <w:pPr>
+              <w:spacing w:before="0" w:after="0" w:line="252" w:lineRule="auto"/>
               <w:jc w:val="center"/>
-              <w:spacing w:before="0" w:after="0" w:line="252" w:lineRule="auto"/>
             </w:pPr>
             <w:r>
               <w:drawing>
                 <wp:inline distT="0" distB="0" distL="0" distR="0">
                   <wp:extent cx="1656000" cy="1104552"/>
                   <wp:docPr id="13" name="pic13"/>
-                  <a:graphic xmlns:a="http://schemas.openxmlformats.org/drawingml/2006/main">
+                  <a:graphic>
                     <a:graphicData uri="http://schemas.openxmlformats.org/drawingml/2006/picture">
-                      <pic:pic xmlns:pic="http://schemas.openxmlformats.org/drawingml/2006/picture">
+                      <pic:pic>
                         <pic:nvPicPr>
                           <pic:cNvPr id="13" name="pic13"/>
                           <pic:cNvPicPr/>
@@ -1478,19 +1301,19 @@
             </w:pPr>
             <w:r>
               <w:rPr>
+                <w:b/>
+                <w:color w:val="FFFFFF"/>
                 <w:sz w:val="28"/>
                 <w:szCs w:val="28"/>
-                <w:b/>
-                <w:color w:val="FFFFFF"/>
                 <w:shd w:val="clear" w:color="auto" w:fill="0B6FA4"/>
               </w:rPr>
               <w:t xml:space="preserve"> 4 </w:t>
             </w:r>
             <w:r>
               <w:rPr>
-                <w:sz w:val="32"/>
-                <w:szCs w:val="32"/>
-                <w:b/>
+                <w:b/>
+                <w:sz w:val="32"/>
+                <w:szCs w:val="32"/>
               </w:rPr>
               <w:t xml:space="preserve">　生活遷移：舞台燈、手機螢幕，用哪三種光組成所有顏色？</w:t>
             </w:r>
@@ -1528,19 +1351,19 @@
       </w:pPr>
       <w:r>
         <w:rPr>
+          <w:b/>
+          <w:color w:val="FFFFFF"/>
           <w:sz w:val="28"/>
           <w:szCs w:val="28"/>
+          <w:shd w:val="clear" w:color="auto" w:fill="0B6FA4"/>
+        </w:rPr>
+        <w:t xml:space="preserve"> 5 </w:t>
+      </w:r>
+      <w:r>
+        <w:rPr>
           <w:b/>
-          <w:color w:val="FFFFFF"/>
-          <w:shd w:val="clear" w:color="auto" w:fill="0B6FA4"/>
-        </w:rPr>
-        <w:t xml:space="preserve"> 5 </w:t>
-      </w:r>
-      <w:r>
-        <w:rPr>
           <w:sz w:val="32"/>
           <w:szCs w:val="32"/>
-          <w:b/>
         </w:rPr>
         <w:t xml:space="preserve">　迷思大挑戰：畫圖用的顏料，紅＋綠會變黃嗎？　☐ 會　☐ 不會</w:t>
       </w:r>
@@ -1559,14 +1382,14 @@
     </w:p>
     <w:p>
       <w:pPr>
+        <w:spacing w:before="120" w:after="0" w:line="252" w:lineRule="auto"/>
         <w:jc w:val="center"/>
-        <w:spacing w:before="120" w:after="0" w:line="252" w:lineRule="auto"/>
       </w:pPr>
       <w:r>
         <w:rPr>
+          <w:color w:val="888888"/>
           <w:sz w:val="18"/>
           <w:szCs w:val="18"/>
-          <w:color w:val="888888"/>
         </w:rPr>
         <w:t xml:space="preserve">🔦 混光魔法・學習單（照片版）｜Ka-IV-10・Ka-IV-11｜竹東國中自然科</w:t>
       </w:r>
@@ -1578,15 +1401,15 @@
     </w:p>
     <w:p>
       <w:pPr>
+        <w:spacing w:before="0" w:after="60" w:line="252" w:lineRule="auto"/>
         <w:jc w:val="center"/>
-        <w:spacing w:before="0" w:after="60" w:line="252" w:lineRule="auto"/>
       </w:pPr>
       <w:r>
         <w:rPr>
+          <w:b/>
+          <w:color w:val="0B4A6F"/>
           <w:sz w:val="36"/>
           <w:szCs w:val="36"/>
-          <w:b/>
-          <w:color w:val="0B4A6F"/>
         </w:rPr>
         <w:t xml:space="preserve">🔦 混光魔法・學習單解答卡</w:t>
       </w:r>
@@ -1597,10 +1420,10 @@
       </w:pPr>
       <w:r>
         <w:rPr>
+          <w:b/>
+          <w:color w:val="C0392B"/>
           <w:sz w:val="26"/>
           <w:szCs w:val="26"/>
-          <w:b/>
-          <w:color w:val="C0392B"/>
         </w:rPr>
         <w:t xml:space="preserve">🔵 1 紅／綠／藍（三支各一色）｜2 黃光｜3 白光｜4 紅・綠・藍｜5 是</w:t>
       </w:r>
@@ -1611,10 +1434,10 @@
       </w:pPr>
       <w:r>
         <w:rPr>
+          <w:b/>
+          <w:color w:val="C0392B"/>
           <w:sz w:val="26"/>
           <w:szCs w:val="26"/>
-          <w:b/>
-          <w:color w:val="C0392B"/>
         </w:rPr>
         <w:t xml:space="preserve">🟠 1 紅、綠、藍｜2 黃／變亮（相加）／黃｜3 紅＋綠＋藍｜4 紅、綠、藍（RGB）｜5 不會；光愈加愈亮（加色混合），顏料愈加愈暗（減色混合）</w:t>
       </w:r>
